--- a/zht/docx/02.content.docx
+++ b/zht/docx/02.content.docx
@@ -11230,19 +11230,7 @@
         <w:rPr>
           <w:lang w:val="zh_TW" w:bidi="zh_TW"/>
         </w:rPr>
-        <w:t>；詳見</w:t>
-      </w:r>
-      <w:r>
-        <w:rPr>
-          <w:lang w:val="zh_TW" w:bidi="zh_TW"/>
-        </w:rPr>
-        <w:t>出埃及記引言</w:t>
-      </w:r>
-      <w:r>
-        <w:rPr>
-          <w:lang w:val="zh_TW" w:bidi="zh_TW"/>
-        </w:rPr>
-        <w:t>，出埃及的日期。</w:t>
+        <w:t>；詳見出埃及記引言，出埃及的日期。</w:t>
       </w:r>
       <w:r>
         <w:rPr>
